--- a/posts/Franciele_Sofiati_Journal_10_Articles_Final.docx
+++ b/posts/Franciele_Sofiati_Journal_10_Articles_Final.docx
@@ -956,7 +956,7 @@
               <w:pStyle w:val="AuthorStatement"/>
             </w:pPr>
             <w:r>
-              <w:t>Care, clarity and realistic expectations.</w:t>
+              <w:t>Taking care of yourself begins with a choice you understand and genuinely want.</w:t>
             </w:r>
           </w:p>
           <w:p>
@@ -1988,7 +1988,7 @@
               <w:pStyle w:val="AuthorStatement"/>
             </w:pPr>
             <w:r>
-              <w:t>Care, clarity and realistic expectations.</w:t>
+              <w:t>Healthy confidence can grow from care that feels gentle, measured and right for you.</w:t>
             </w:r>
           </w:p>
           <w:p>
@@ -3048,7 +3048,7 @@
               <w:pStyle w:val="AuthorStatement"/>
             </w:pPr>
             <w:r>
-              <w:t>Care, clarity and realistic expectations.</w:t>
+              <w:t>Giving your skin time to recover is a meaningful way to care for yourself.</w:t>
             </w:r>
           </w:p>
           <w:p>
@@ -4108,7 +4108,7 @@
               <w:pStyle w:val="AuthorStatement"/>
             </w:pPr>
             <w:r>
-              <w:t>Care, clarity and realistic expectations.</w:t>
+              <w:t>Your natural skin deserves understanding, protection and patience, not impossible standards.</w:t>
             </w:r>
           </w:p>
           <w:p>
@@ -5192,7 +5192,7 @@
               <w:pStyle w:val="AuthorStatement"/>
             </w:pPr>
             <w:r>
-              <w:t>Care, clarity and realistic expectations.</w:t>
+              <w:t>Feeling comfortable in your skin matters, and your concern deserves to be heard with care.</w:t>
             </w:r>
           </w:p>
           <w:p>
@@ -6252,7 +6252,7 @@
               <w:pStyle w:val="AuthorStatement"/>
             </w:pPr>
             <w:r>
-              <w:t>Care, clarity and realistic expectations.</w:t>
+              <w:t>Beautiful improvement leaves room for real skin, expression and the features that are yours.</w:t>
             </w:r>
           </w:p>
           <w:p>
@@ -7312,7 +7312,7 @@
               <w:pStyle w:val="AuthorStatement"/>
             </w:pPr>
             <w:r>
-              <w:t>Care, clarity and realistic expectations.</w:t>
+              <w:t>You deserve to plan your recovery with the same confidence as your treatment.</w:t>
             </w:r>
           </w:p>
           <w:p>
@@ -8372,7 +8372,7 @@
               <w:pStyle w:val="AuthorStatement"/>
             </w:pPr>
             <w:r>
-              <w:t>Care, clarity and realistic expectations.</w:t>
+              <w:t>Confidence can be gradual; it does not need a dramatic promise to be meaningful.</w:t>
             </w:r>
           </w:p>
           <w:p>
@@ -9432,7 +9432,7 @@
               <w:pStyle w:val="AuthorStatement"/>
             </w:pPr>
             <w:r>
-              <w:t>Care, clarity and realistic expectations.</w:t>
+              <w:t>The most reassuring progress is the kind you can understand, observe and make your own.</w:t>
             </w:r>
           </w:p>
           <w:p>
@@ -10492,7 +10492,7 @@
               <w:pStyle w:val="AuthorStatement"/>
             </w:pPr>
             <w:r>
-              <w:t>Care, clarity and realistic expectations.</w:t>
+              <w:t>Hair concerns can affect confidence deeply, and they deserve thoughtful, respectful attention.</w:t>
             </w:r>
           </w:p>
           <w:p>
